--- a/manuscript/strobe_checklist.docx
+++ b/manuscript/strobe_checklist.docx
@@ -3,93 +3,65 @@
 <w:document xmlns:wpc="http://schemas.microsoft.com/office/word/2010/wordprocessingCanvas" xmlns:mo="http://schemas.microsoft.com/office/mac/office/2008/main" xmlns:mc="http://schemas.openxmlformats.org/markup-compatibility/2006" xmlns:mv="urn:schemas-microsoft-com:mac:vml" xmlns:o="urn:schemas-microsoft-com:office:office" xmlns:r="http://schemas.openxmlformats.org/officeDocument/2006/relationships" xmlns:m="http://schemas.openxmlformats.org/officeDocument/2006/math" xmlns:v="urn:schemas-microsoft-com:vml" xmlns:wp14="http://schemas.microsoft.com/office/word/2010/wordprocessingDrawing" xmlns:wp="http://schemas.openxmlformats.org/drawingml/2006/wordprocessingDrawing" xmlns:w10="urn:schemas-microsoft-com:office:word" xmlns:w="http://schemas.openxmlformats.org/wordprocessingml/2006/main" xmlns:w14="http://schemas.microsoft.com/office/word/2010/wordml" xmlns:wpg="http://schemas.microsoft.com/office/word/2010/wordprocessingGroup" xmlns:wpi="http://schemas.microsoft.com/office/word/2010/wordprocessingInk" xmlns:wne="http://schemas.microsoft.com/office/word/2006/wordml" xmlns:wps="http://schemas.microsoft.com/office/word/2010/wordprocessingShape" mc:Ignorable="w14 wp14">
   <w:body>
     <w:p>
-      <w:pPr>
-        <w:jc w:val="center"/>
-      </w:pPr>
       <w:r>
         <w:rPr>
           <w:b/>
-          <w:sz w:val="24"/>
+          <w:sz w:val="26"/>
         </w:rPr>
-        <w:t>STROBE Statement—Checklist of items for cross-sectional studies</w:t>
+        <w:t>STROBE Statement — checklist for observational studies</w:t>
       </w:r>
     </w:p>
-    <w:p/>
     <w:tbl>
       <w:tblPr>
         <w:tblStyle w:val="TableGrid"/>
         <w:tblW w:type="auto" w:w="0"/>
-        <w:jc w:val="center"/>
         <w:tblLook w:firstColumn="1" w:firstRow="1" w:lastColumn="0" w:lastRow="0" w:noHBand="0" w:noVBand="1" w:val="04A0"/>
       </w:tblPr>
       <w:tblGrid>
-        <w:gridCol w:w="1701"/>
-        <w:gridCol w:w="680"/>
-        <w:gridCol w:w="4535"/>
-        <w:gridCol w:w="3402"/>
+        <w:gridCol w:w="3120"/>
+        <w:gridCol w:w="3120"/>
+        <w:gridCol w:w="3120"/>
       </w:tblGrid>
       <w:tr>
         <w:tc>
           <w:tcPr>
-            <w:tcW w:type="dxa" w:w="2493"/>
+            <w:tcW w:type="dxa" w:w="3120"/>
           </w:tcPr>
           <w:p>
-            <w:r/>
             <w:r>
               <w:rPr>
-                <w:rFonts w:ascii="Times New Roman" w:hAnsi="Times New Roman"/>
                 <w:b/>
                 <w:sz w:val="18"/>
               </w:rPr>
-              <w:t>Section/Topic</w:t>
+              <w:t>Item</w:t>
             </w:r>
           </w:p>
         </w:tc>
         <w:tc>
           <w:tcPr>
-            <w:tcW w:type="dxa" w:w="2493"/>
+            <w:tcW w:type="dxa" w:w="3120"/>
           </w:tcPr>
           <w:p>
-            <w:r/>
             <w:r>
               <w:rPr>
-                <w:rFonts w:ascii="Times New Roman" w:hAnsi="Times New Roman"/>
                 <w:b/>
                 <w:sz w:val="18"/>
               </w:rPr>
-              <w:t>Item No.</w:t>
+              <w:t>No.</w:t>
             </w:r>
           </w:p>
         </w:tc>
         <w:tc>
           <w:tcPr>
-            <w:tcW w:type="dxa" w:w="2493"/>
+            <w:tcW w:type="dxa" w:w="3120"/>
           </w:tcPr>
           <w:p>
-            <w:r/>
             <w:r>
               <w:rPr>
-                <w:rFonts w:ascii="Times New Roman" w:hAnsi="Times New Roman"/>
                 <w:b/>
                 <w:sz w:val="18"/>
               </w:rPr>
-              <w:t>Recommendation</w:t>
-            </w:r>
-          </w:p>
-        </w:tc>
-        <w:tc>
-          <w:tcPr>
-            <w:tcW w:type="dxa" w:w="2493"/>
-          </w:tcPr>
-          <w:p>
-            <w:r/>
-            <w:r>
-              <w:rPr>
-                <w:rFonts w:ascii="Times New Roman" w:hAnsi="Times New Roman"/>
-                <w:b/>
-                <w:sz w:val="18"/>
-              </w:rPr>
-              <w:t>Reported on page/section</w:t>
+              <w:t>Location/《addressed》</w:t>
             </w:r>
           </w:p>
         </w:tc>
@@ -97,13 +69,11 @@
       <w:tr>
         <w:tc>
           <w:tcPr>
-            <w:tcW w:type="dxa" w:w="1701"/>
+            <w:tcW w:type="dxa" w:w="3120"/>
           </w:tcPr>
           <w:p>
-            <w:r/>
             <w:r>
               <w:rPr>
-                <w:rFonts w:ascii="Times New Roman" w:hAnsi="Times New Roman"/>
                 <w:sz w:val="18"/>
               </w:rPr>
               <w:t>Title and abstract</w:t>
@@ -112,13 +82,11 @@
         </w:tc>
         <w:tc>
           <w:tcPr>
-            <w:tcW w:type="dxa" w:w="680"/>
+            <w:tcW w:type="dxa" w:w="3120"/>
           </w:tcPr>
           <w:p>
-            <w:r/>
             <w:r>
               <w:rPr>
-                <w:rFonts w:ascii="Times New Roman" w:hAnsi="Times New Roman"/>
                 <w:sz w:val="18"/>
               </w:rPr>
               <w:t>1</w:t>
@@ -127,33 +95,14 @@
         </w:tc>
         <w:tc>
           <w:tcPr>
-            <w:tcW w:type="dxa" w:w="4535"/>
+            <w:tcW w:type="dxa" w:w="3120"/>
           </w:tcPr>
           <w:p>
-            <w:r/>
             <w:r>
               <w:rPr>
-                <w:rFonts w:ascii="Times New Roman" w:hAnsi="Times New Roman"/>
                 <w:sz w:val="18"/>
               </w:rPr>
-              <w:t>(a) Indicate the study’s design with a commonly used term in the title or abstract</w:t>
-              <w:br/>
-              <w:t>(b) Provide in the abstract an informative and balanced summary of what was done and what was found</w:t>
-            </w:r>
-          </w:p>
-        </w:tc>
-        <w:tc>
-          <w:tcPr>
-            <w:tcW w:type="dxa" w:w="3402"/>
-          </w:tcPr>
-          <w:p>
-            <w:r/>
-            <w:r>
-              <w:rPr>
-                <w:rFonts w:ascii="Times New Roman" w:hAnsi="Times New Roman"/>
-                <w:sz w:val="18"/>
-              </w:rPr>
-              <w:t>Title page; Abstract (structured: Introduction, Methods, Results, Conclusions)</w:t>
+              <w:t>Rate-based re-analysis design stated in title; structured abstract.</w:t>
             </w:r>
           </w:p>
         </w:tc>
@@ -161,55 +110,11 @@
       <w:tr>
         <w:tc>
           <w:tcPr>
-            <w:tcW w:type="dxa" w:w="1701"/>
+            <w:tcW w:type="dxa" w:w="3120"/>
           </w:tcPr>
           <w:p>
-            <w:r/>
             <w:r>
               <w:rPr>
-                <w:rFonts w:ascii="Times New Roman" w:hAnsi="Times New Roman"/>
-                <w:b/>
-                <w:sz w:val="18"/>
-              </w:rPr>
-              <w:t>Introduction</w:t>
-            </w:r>
-          </w:p>
-        </w:tc>
-        <w:tc>
-          <w:tcPr>
-            <w:tcW w:type="dxa" w:w="680"/>
-          </w:tcPr>
-          <w:p>
-            <w:r/>
-          </w:p>
-        </w:tc>
-        <w:tc>
-          <w:tcPr>
-            <w:tcW w:type="dxa" w:w="4535"/>
-          </w:tcPr>
-          <w:p>
-            <w:r/>
-          </w:p>
-        </w:tc>
-        <w:tc>
-          <w:tcPr>
-            <w:tcW w:type="dxa" w:w="3402"/>
-          </w:tcPr>
-          <w:p>
-            <w:r/>
-          </w:p>
-        </w:tc>
-      </w:tr>
-      <w:tr>
-        <w:tc>
-          <w:tcPr>
-            <w:tcW w:type="dxa" w:w="1701"/>
-          </w:tcPr>
-          <w:p>
-            <w:r/>
-            <w:r>
-              <w:rPr>
-                <w:rFonts w:ascii="Times New Roman" w:hAnsi="Times New Roman"/>
                 <w:sz w:val="18"/>
               </w:rPr>
               <w:t>Background/rationale</w:t>
@@ -218,13 +123,11 @@
         </w:tc>
         <w:tc>
           <w:tcPr>
-            <w:tcW w:type="dxa" w:w="680"/>
+            <w:tcW w:type="dxa" w:w="3120"/>
           </w:tcPr>
           <w:p>
-            <w:r/>
             <w:r>
               <w:rPr>
-                <w:rFonts w:ascii="Times New Roman" w:hAnsi="Times New Roman"/>
                 <w:sz w:val="18"/>
               </w:rPr>
               <w:t>2</w:t>
@@ -233,31 +136,14 @@
         </w:tc>
         <w:tc>
           <w:tcPr>
-            <w:tcW w:type="dxa" w:w="4535"/>
+            <w:tcW w:type="dxa" w:w="3120"/>
           </w:tcPr>
           <w:p>
-            <w:r/>
             <w:r>
               <w:rPr>
-                <w:rFonts w:ascii="Times New Roman" w:hAnsi="Times New Roman"/>
                 <w:sz w:val="18"/>
               </w:rPr>
-              <w:t>Explain the scientific background and rationale for the investigation being reported</w:t>
-            </w:r>
-          </w:p>
-        </w:tc>
-        <w:tc>
-          <w:tcPr>
-            <w:tcW w:type="dxa" w:w="3402"/>
-          </w:tcPr>
-          <w:p>
-            <w:r/>
-            <w:r>
-              <w:rPr>
-                <w:rFonts w:ascii="Times New Roman" w:hAnsi="Times New Roman"/>
-                <w:sz w:val="18"/>
-              </w:rPr>
-              <w:t>Introduction, paragraphs 1–4</w:t>
+              <w:t>Specialty maldistribution and the flight-from-risk hypothesis (Introduction).</w:t>
             </w:r>
           </w:p>
         </w:tc>
@@ -265,13 +151,11 @@
       <w:tr>
         <w:tc>
           <w:tcPr>
-            <w:tcW w:type="dxa" w:w="1701"/>
+            <w:tcW w:type="dxa" w:w="3120"/>
           </w:tcPr>
           <w:p>
-            <w:r/>
             <w:r>
               <w:rPr>
-                <w:rFonts w:ascii="Times New Roman" w:hAnsi="Times New Roman"/>
                 <w:sz w:val="18"/>
               </w:rPr>
               <w:t>Objectives</w:t>
@@ -280,13 +164,11 @@
         </w:tc>
         <w:tc>
           <w:tcPr>
-            <w:tcW w:type="dxa" w:w="680"/>
+            <w:tcW w:type="dxa" w:w="3120"/>
           </w:tcPr>
           <w:p>
-            <w:r/>
             <w:r>
               <w:rPr>
-                <w:rFonts w:ascii="Times New Roman" w:hAnsi="Times New Roman"/>
                 <w:sz w:val="18"/>
               </w:rPr>
               <w:t>3</w:t>
@@ -295,31 +177,14 @@
         </w:tc>
         <w:tc>
           <w:tcPr>
-            <w:tcW w:type="dxa" w:w="4535"/>
+            <w:tcW w:type="dxa" w:w="3120"/>
           </w:tcPr>
           <w:p>
-            <w:r/>
             <w:r>
               <w:rPr>
-                <w:rFonts w:ascii="Times New Roman" w:hAnsi="Times New Roman"/>
                 <w:sz w:val="18"/>
               </w:rPr>
-              <w:t>State specific objectives, including any prespecified hypotheses</w:t>
-            </w:r>
-          </w:p>
-        </w:tc>
-        <w:tc>
-          <w:tcPr>
-            <w:tcW w:type="dxa" w:w="3402"/>
-          </w:tcPr>
-          <w:p>
-            <w:r/>
-            <w:r>
-              <w:rPr>
-                <w:rFonts w:ascii="Times New Roman" w:hAnsi="Times New Roman"/>
-                <w:sz w:val="18"/>
-              </w:rPr>
-              <w:t>Introduction, final paragraph</w:t>
+              <w:t>Test association of litigation rate with workforce/hospital change; equivalence.</w:t>
             </w:r>
           </w:p>
         </w:tc>
@@ -327,55 +192,11 @@
       <w:tr>
         <w:tc>
           <w:tcPr>
-            <w:tcW w:type="dxa" w:w="1701"/>
+            <w:tcW w:type="dxa" w:w="3120"/>
           </w:tcPr>
           <w:p>
-            <w:r/>
             <w:r>
               <w:rPr>
-                <w:rFonts w:ascii="Times New Roman" w:hAnsi="Times New Roman"/>
-                <w:b/>
-                <w:sz w:val="18"/>
-              </w:rPr>
-              <w:t>Methods</w:t>
-            </w:r>
-          </w:p>
-        </w:tc>
-        <w:tc>
-          <w:tcPr>
-            <w:tcW w:type="dxa" w:w="680"/>
-          </w:tcPr>
-          <w:p>
-            <w:r/>
-          </w:p>
-        </w:tc>
-        <w:tc>
-          <w:tcPr>
-            <w:tcW w:type="dxa" w:w="4535"/>
-          </w:tcPr>
-          <w:p>
-            <w:r/>
-          </w:p>
-        </w:tc>
-        <w:tc>
-          <w:tcPr>
-            <w:tcW w:type="dxa" w:w="3402"/>
-          </w:tcPr>
-          <w:p>
-            <w:r/>
-          </w:p>
-        </w:tc>
-      </w:tr>
-      <w:tr>
-        <w:tc>
-          <w:tcPr>
-            <w:tcW w:type="dxa" w:w="1701"/>
-          </w:tcPr>
-          <w:p>
-            <w:r/>
-            <w:r>
-              <w:rPr>
-                <w:rFonts w:ascii="Times New Roman" w:hAnsi="Times New Roman"/>
                 <w:sz w:val="18"/>
               </w:rPr>
               <w:t>Study design</w:t>
@@ -384,13 +205,11 @@
         </w:tc>
         <w:tc>
           <w:tcPr>
-            <w:tcW w:type="dxa" w:w="680"/>
+            <w:tcW w:type="dxa" w:w="3120"/>
           </w:tcPr>
           <w:p>
-            <w:r/>
             <w:r>
               <w:rPr>
-                <w:rFonts w:ascii="Times New Roman" w:hAnsi="Times New Roman"/>
                 <w:sz w:val="18"/>
               </w:rPr>
               <w:t>4</w:t>
@@ -399,31 +218,14 @@
         </w:tc>
         <w:tc>
           <w:tcPr>
-            <w:tcW w:type="dxa" w:w="4535"/>
+            <w:tcW w:type="dxa" w:w="3120"/>
           </w:tcPr>
           <w:p>
-            <w:r/>
             <w:r>
               <w:rPr>
-                <w:rFonts w:ascii="Times New Roman" w:hAnsi="Times New Roman"/>
                 <w:sz w:val="18"/>
               </w:rPr>
-              <w:t>Present key elements of study design early in the paper</w:t>
-            </w:r>
-          </w:p>
-        </w:tc>
-        <w:tc>
-          <w:tcPr>
-            <w:tcW w:type="dxa" w:w="3402"/>
-          </w:tcPr>
-          <w:p>
-            <w:r/>
-            <w:r>
-              <w:rPr>
-                <w:rFonts w:ascii="Times New Roman" w:hAnsi="Times New Roman"/>
-                <w:sz w:val="18"/>
-              </w:rPr>
-              <w:t>Materials and Methods: Study design</w:t>
+              <w:t>Ecological panel across 12 specialties, 2008–2024, biennial grid.</w:t>
             </w:r>
           </w:p>
         </w:tc>
@@ -431,13 +233,11 @@
       <w:tr>
         <w:tc>
           <w:tcPr>
-            <w:tcW w:type="dxa" w:w="1701"/>
+            <w:tcW w:type="dxa" w:w="3120"/>
           </w:tcPr>
           <w:p>
-            <w:r/>
             <w:r>
               <w:rPr>
-                <w:rFonts w:ascii="Times New Roman" w:hAnsi="Times New Roman"/>
                 <w:sz w:val="18"/>
               </w:rPr>
               <w:t>Setting</w:t>
@@ -446,13 +246,11 @@
         </w:tc>
         <w:tc>
           <w:tcPr>
-            <w:tcW w:type="dxa" w:w="680"/>
+            <w:tcW w:type="dxa" w:w="3120"/>
           </w:tcPr>
           <w:p>
-            <w:r/>
             <w:r>
               <w:rPr>
-                <w:rFonts w:ascii="Times New Roman" w:hAnsi="Times New Roman"/>
                 <w:sz w:val="18"/>
               </w:rPr>
               <w:t>5</w:t>
@@ -461,31 +259,14 @@
         </w:tc>
         <w:tc>
           <w:tcPr>
-            <w:tcW w:type="dxa" w:w="4535"/>
+            <w:tcW w:type="dxa" w:w="3120"/>
           </w:tcPr>
           <w:p>
-            <w:r/>
             <w:r>
               <w:rPr>
-                <w:rFonts w:ascii="Times New Roman" w:hAnsi="Times New Roman"/>
                 <w:sz w:val="18"/>
               </w:rPr>
-              <w:t>Describe the setting, locations, and relevant dates, including periods of data collection</w:t>
-            </w:r>
-          </w:p>
-        </w:tc>
-        <w:tc>
-          <w:tcPr>
-            <w:tcW w:type="dxa" w:w="3402"/>
-          </w:tcPr>
-          <w:p>
-            <w:r/>
-            <w:r>
-              <w:rPr>
-                <w:rFonts w:ascii="Times New Roman" w:hAnsi="Times New Roman"/>
-                <w:sz w:val="18"/>
-              </w:rPr>
-              <w:t>Materials and Methods: Data sources (Japan, 2002–2025)</w:t>
+              <w:t>Japan; national administrative and judicial statistics.</w:t>
             </w:r>
           </w:p>
         </w:tc>
@@ -493,75 +274,11 @@
       <w:tr>
         <w:tc>
           <w:tcPr>
-            <w:tcW w:type="dxa" w:w="1701"/>
+            <w:tcW w:type="dxa" w:w="3120"/>
           </w:tcPr>
           <w:p>
-            <w:r/>
             <w:r>
               <w:rPr>
-                <w:rFonts w:ascii="Times New Roman" w:hAnsi="Times New Roman"/>
-                <w:sz w:val="18"/>
-              </w:rPr>
-              <w:t>Participants</w:t>
-            </w:r>
-          </w:p>
-        </w:tc>
-        <w:tc>
-          <w:tcPr>
-            <w:tcW w:type="dxa" w:w="680"/>
-          </w:tcPr>
-          <w:p>
-            <w:r/>
-            <w:r>
-              <w:rPr>
-                <w:rFonts w:ascii="Times New Roman" w:hAnsi="Times New Roman"/>
-                <w:sz w:val="18"/>
-              </w:rPr>
-              <w:t>6</w:t>
-            </w:r>
-          </w:p>
-        </w:tc>
-        <w:tc>
-          <w:tcPr>
-            <w:tcW w:type="dxa" w:w="4535"/>
-          </w:tcPr>
-          <w:p>
-            <w:r/>
-            <w:r>
-              <w:rPr>
-                <w:rFonts w:ascii="Times New Roman" w:hAnsi="Times New Roman"/>
-                <w:sz w:val="18"/>
-              </w:rPr>
-              <w:t>(a) Give the eligibility criteria, and the sources and methods of selection of participants</w:t>
-            </w:r>
-          </w:p>
-        </w:tc>
-        <w:tc>
-          <w:tcPr>
-            <w:tcW w:type="dxa" w:w="3402"/>
-          </w:tcPr>
-          <w:p>
-            <w:r/>
-            <w:r>
-              <w:rPr>
-                <w:rFonts w:ascii="Times New Roman" w:hAnsi="Times New Roman"/>
-                <w:sz w:val="18"/>
-              </w:rPr>
-              <w:t>Materials and Methods: Specialties analysed (12 specialties with sufficient data)</w:t>
-            </w:r>
-          </w:p>
-        </w:tc>
-      </w:tr>
-      <w:tr>
-        <w:tc>
-          <w:tcPr>
-            <w:tcW w:type="dxa" w:w="1701"/>
-          </w:tcPr>
-          <w:p>
-            <w:r/>
-            <w:r>
-              <w:rPr>
-                <w:rFonts w:ascii="Times New Roman" w:hAnsi="Times New Roman"/>
                 <w:sz w:val="18"/>
               </w:rPr>
               <w:t>Variables</w:t>
@@ -570,13 +287,11 @@
         </w:tc>
         <w:tc>
           <w:tcPr>
-            <w:tcW w:type="dxa" w:w="680"/>
+            <w:tcW w:type="dxa" w:w="3120"/>
           </w:tcPr>
           <w:p>
-            <w:r/>
             <w:r>
               <w:rPr>
-                <w:rFonts w:ascii="Times New Roman" w:hAnsi="Times New Roman"/>
                 <w:sz w:val="18"/>
               </w:rPr>
               <w:t>7</w:t>
@@ -585,31 +300,14 @@
         </w:tc>
         <w:tc>
           <w:tcPr>
-            <w:tcW w:type="dxa" w:w="4535"/>
+            <w:tcW w:type="dxa" w:w="3120"/>
           </w:tcPr>
           <w:p>
-            <w:r/>
             <w:r>
               <w:rPr>
-                <w:rFonts w:ascii="Times New Roman" w:hAnsi="Times New Roman"/>
                 <w:sz w:val="18"/>
               </w:rPr>
-              <w:t>Clearly define all outcomes, exposures, predictors, potential confounders, and effect modifiers</w:t>
-            </w:r>
-          </w:p>
-        </w:tc>
-        <w:tc>
-          <w:tcPr>
-            <w:tcW w:type="dxa" w:w="3402"/>
-          </w:tcPr>
-          <w:p>
-            <w:r/>
-            <w:r>
-              <w:rPr>
-                <w:rFonts w:ascii="Times New Roman" w:hAnsi="Times New Roman"/>
-                <w:sz w:val="18"/>
-              </w:rPr>
-              <w:t>Materials and Methods: Data sources (incident definitions 1–2; physician/facility counts)</w:t>
+              <w:t>Exposure: litigation rate per 1,000 physicians; outcomes: log-change in physicians/hospitals; JOCS-CP indicator.</w:t>
             </w:r>
           </w:p>
         </w:tc>
@@ -617,13 +315,11 @@
       <w:tr>
         <w:tc>
           <w:tcPr>
-            <w:tcW w:type="dxa" w:w="1701"/>
+            <w:tcW w:type="dxa" w:w="3120"/>
           </w:tcPr>
           <w:p>
-            <w:r/>
             <w:r>
               <w:rPr>
-                <w:rFonts w:ascii="Times New Roman" w:hAnsi="Times New Roman"/>
                 <w:sz w:val="18"/>
               </w:rPr>
               <w:t>Data sources/measurement</w:t>
@@ -632,13 +328,11 @@
         </w:tc>
         <w:tc>
           <w:tcPr>
-            <w:tcW w:type="dxa" w:w="680"/>
+            <w:tcW w:type="dxa" w:w="3120"/>
           </w:tcPr>
           <w:p>
-            <w:r/>
             <w:r>
               <w:rPr>
-                <w:rFonts w:ascii="Times New Roman" w:hAnsi="Times New Roman"/>
                 <w:sz w:val="18"/>
               </w:rPr>
               <w:t>8</w:t>
@@ -647,31 +341,14 @@
         </w:tc>
         <w:tc>
           <w:tcPr>
-            <w:tcW w:type="dxa" w:w="4535"/>
+            <w:tcW w:type="dxa" w:w="3120"/>
           </w:tcPr>
           <w:p>
-            <w:r/>
             <w:r>
               <w:rPr>
-                <w:rFonts w:ascii="Times New Roman" w:hAnsi="Times New Roman"/>
                 <w:sz w:val="18"/>
               </w:rPr>
-              <w:t>For each variable of interest, give sources of data and details of methods of assessment</w:t>
-            </w:r>
-          </w:p>
-        </w:tc>
-        <w:tc>
-          <w:tcPr>
-            <w:tcW w:type="dxa" w:w="3402"/>
-          </w:tcPr>
-          <w:p>
-            <w:r/>
-            <w:r>
-              <w:rPr>
-                <w:rFonts w:ascii="Times New Roman" w:hAnsi="Times New Roman"/>
-                <w:sz w:val="18"/>
-              </w:rPr>
-              <w:t>Materials and Methods: Data sources (JMSR, Supreme Court, MHLW surveys, JBMS)</w:t>
+              <w:t>MHLW physician statistics, Supreme Court litigation, MHLW facility survey (Table 1).</w:t>
             </w:r>
           </w:p>
         </w:tc>
@@ -679,13 +356,11 @@
       <w:tr>
         <w:tc>
           <w:tcPr>
-            <w:tcW w:type="dxa" w:w="1701"/>
+            <w:tcW w:type="dxa" w:w="3120"/>
           </w:tcPr>
           <w:p>
-            <w:r/>
             <w:r>
               <w:rPr>
-                <w:rFonts w:ascii="Times New Roman" w:hAnsi="Times New Roman"/>
                 <w:sz w:val="18"/>
               </w:rPr>
               <w:t>Bias</w:t>
@@ -694,13 +369,11 @@
         </w:tc>
         <w:tc>
           <w:tcPr>
-            <w:tcW w:type="dxa" w:w="680"/>
+            <w:tcW w:type="dxa" w:w="3120"/>
           </w:tcPr>
           <w:p>
-            <w:r/>
             <w:r>
               <w:rPr>
-                <w:rFonts w:ascii="Times New Roman" w:hAnsi="Times New Roman"/>
                 <w:sz w:val="18"/>
               </w:rPr>
               <w:t>9</w:t>
@@ -709,31 +382,14 @@
         </w:tc>
         <w:tc>
           <w:tcPr>
-            <w:tcW w:type="dxa" w:w="4535"/>
+            <w:tcW w:type="dxa" w:w="3120"/>
           </w:tcPr>
           <w:p>
-            <w:r/>
             <w:r>
               <w:rPr>
-                <w:rFonts w:ascii="Times New Roman" w:hAnsi="Times New Roman"/>
                 <w:sz w:val="18"/>
               </w:rPr>
-              <w:t>Describe any efforts to address potential sources of bias</w:t>
-            </w:r>
-          </w:p>
-        </w:tc>
-        <w:tc>
-          <w:tcPr>
-            <w:tcW w:type="dxa" w:w="3402"/>
-          </w:tcPr>
-          <w:p>
-            <w:r/>
-            <w:r>
-              <w:rPr>
-                <w:rFonts w:ascii="Times New Roman" w:hAnsi="Times New Roman"/>
-                <w:sz w:val="18"/>
-              </w:rPr>
-              <w:t>Materials and Methods: Statistical analysis (stationarity testing, lag selection); Discussion: Strengths and limitations</w:t>
+              <w:t>Size confounding removed by rates; interpolation avoided in primary analysis.</w:t>
             </w:r>
           </w:p>
         </w:tc>
@@ -741,13 +397,11 @@
       <w:tr>
         <w:tc>
           <w:tcPr>
-            <w:tcW w:type="dxa" w:w="1701"/>
+            <w:tcW w:type="dxa" w:w="3120"/>
           </w:tcPr>
           <w:p>
-            <w:r/>
             <w:r>
               <w:rPr>
-                <w:rFonts w:ascii="Times New Roman" w:hAnsi="Times New Roman"/>
                 <w:sz w:val="18"/>
               </w:rPr>
               <w:t>Study size</w:t>
@@ -756,13 +410,11 @@
         </w:tc>
         <w:tc>
           <w:tcPr>
-            <w:tcW w:type="dxa" w:w="680"/>
+            <w:tcW w:type="dxa" w:w="3120"/>
           </w:tcPr>
           <w:p>
-            <w:r/>
             <w:r>
               <w:rPr>
-                <w:rFonts w:ascii="Times New Roman" w:hAnsi="Times New Roman"/>
                 <w:sz w:val="18"/>
               </w:rPr>
               <w:t>10</w:t>
@@ -771,31 +423,14 @@
         </w:tc>
         <w:tc>
           <w:tcPr>
-            <w:tcW w:type="dxa" w:w="4535"/>
+            <w:tcW w:type="dxa" w:w="3120"/>
           </w:tcPr>
           <w:p>
-            <w:r/>
             <w:r>
               <w:rPr>
-                <w:rFonts w:ascii="Times New Roman" w:hAnsi="Times New Roman"/>
                 <w:sz w:val="18"/>
               </w:rPr>
-              <w:t>Explain how the study size was arrived at</w:t>
-            </w:r>
-          </w:p>
-        </w:tc>
-        <w:tc>
-          <w:tcPr>
-            <w:tcW w:type="dxa" w:w="3402"/>
-          </w:tcPr>
-          <w:p>
-            <w:r/>
-            <w:r>
-              <w:rPr>
-                <w:rFonts w:ascii="Times New Roman" w:hAnsi="Times New Roman"/>
-                <w:sz w:val="18"/>
-              </w:rPr>
-              <w:t>Materials and Methods: Data sources (11–20 annual observations per series; all available data used)</w:t>
+              <w:t>All 12 core specialties; 9 measured biennial waves.</w:t>
             </w:r>
           </w:p>
         </w:tc>
@@ -803,13 +438,11 @@
       <w:tr>
         <w:tc>
           <w:tcPr>
-            <w:tcW w:type="dxa" w:w="1701"/>
+            <w:tcW w:type="dxa" w:w="3120"/>
           </w:tcPr>
           <w:p>
-            <w:r/>
             <w:r>
               <w:rPr>
-                <w:rFonts w:ascii="Times New Roman" w:hAnsi="Times New Roman"/>
                 <w:sz w:val="18"/>
               </w:rPr>
               <w:t>Quantitative variables</w:t>
@@ -818,13 +451,11 @@
         </w:tc>
         <w:tc>
           <w:tcPr>
-            <w:tcW w:type="dxa" w:w="680"/>
+            <w:tcW w:type="dxa" w:w="3120"/>
           </w:tcPr>
           <w:p>
-            <w:r/>
             <w:r>
               <w:rPr>
-                <w:rFonts w:ascii="Times New Roman" w:hAnsi="Times New Roman"/>
                 <w:sz w:val="18"/>
               </w:rPr>
               <w:t>11</w:t>
@@ -833,31 +464,14 @@
         </w:tc>
         <w:tc>
           <w:tcPr>
-            <w:tcW w:type="dxa" w:w="4535"/>
+            <w:tcW w:type="dxa" w:w="3120"/>
           </w:tcPr>
           <w:p>
-            <w:r/>
             <w:r>
               <w:rPr>
-                <w:rFonts w:ascii="Times New Roman" w:hAnsi="Times New Roman"/>
                 <w:sz w:val="18"/>
               </w:rPr>
-              <w:t>Explain how quantitative variables were handled in the analyses</w:t>
-            </w:r>
-          </w:p>
-        </w:tc>
-        <w:tc>
-          <w:tcPr>
-            <w:tcW w:type="dxa" w:w="3402"/>
-          </w:tcPr>
-          <w:p>
-            <w:r/>
-            <w:r>
-              <w:rPr>
-                <w:rFonts w:ascii="Times New Roman" w:hAnsi="Times New Roman"/>
-                <w:sz w:val="18"/>
-              </w:rPr>
-              <w:t>Materials and Methods: Statistical analysis (ADF tests, first-differencing, interpolation)</w:t>
+              <w:t>Litigation rate; standardised exposure for TOST.</w:t>
             </w:r>
           </w:p>
         </w:tc>
@@ -865,13 +479,11 @@
       <w:tr>
         <w:tc>
           <w:tcPr>
-            <w:tcW w:type="dxa" w:w="1701"/>
+            <w:tcW w:type="dxa" w:w="3120"/>
           </w:tcPr>
           <w:p>
-            <w:r/>
             <w:r>
               <w:rPr>
-                <w:rFonts w:ascii="Times New Roman" w:hAnsi="Times New Roman"/>
                 <w:sz w:val="18"/>
               </w:rPr>
               <w:t>Statistical methods</w:t>
@@ -880,13 +492,11 @@
         </w:tc>
         <w:tc>
           <w:tcPr>
-            <w:tcW w:type="dxa" w:w="680"/>
+            <w:tcW w:type="dxa" w:w="3120"/>
           </w:tcPr>
           <w:p>
-            <w:r/>
             <w:r>
               <w:rPr>
-                <w:rFonts w:ascii="Times New Roman" w:hAnsi="Times New Roman"/>
                 <w:sz w:val="18"/>
               </w:rPr>
               <w:t>12</w:t>
@@ -895,47 +505,14 @@
         </w:tc>
         <w:tc>
           <w:tcPr>
-            <w:tcW w:type="dxa" w:w="4535"/>
+            <w:tcW w:type="dxa" w:w="3120"/>
           </w:tcPr>
           <w:p>
-            <w:r/>
             <w:r>
               <w:rPr>
-                <w:rFonts w:ascii="Times New Roman" w:hAnsi="Times New Roman"/>
                 <w:sz w:val="18"/>
               </w:rPr>
-              <w:t>(a) Describe all statistical methods</w:t>
-              <w:br/>
-              <w:t>(b) Describe any methods used to examine subgroups and interactions</w:t>
-              <w:br/>
-              <w:t>(c) Explain how missing data were addressed</w:t>
-              <w:br/>
-              <w:t>(d) If applicable, describe analytical methods taking account of sampling strategy</w:t>
-              <w:br/>
-              <w:t>(e) Describe any sensitivity analyses</w:t>
-            </w:r>
-          </w:p>
-        </w:tc>
-        <w:tc>
-          <w:tcPr>
-            <w:tcW w:type="dxa" w:w="3402"/>
-          </w:tcPr>
-          <w:p>
-            <w:r/>
-            <w:r>
-              <w:rPr>
-                <w:rFonts w:ascii="Times New Roman" w:hAnsi="Times New Roman"/>
-                <w:sz w:val="18"/>
-              </w:rPr>
-              <w:t>(a) Statistical analysis (VAR, Granger, IRF, forecasts)</w:t>
-              <w:br/>
-              <w:t>(b) 12 specialties analysed separately</w:t>
-              <w:br/>
-              <w:t>(c) Linear interpolation for biennial data</w:t>
-              <w:br/>
-              <w:t>(d) N/A (population-level data)</w:t>
-              <w:br/>
-              <w:t>(e) JMSR-based sensitivity analysis (Table 2)</w:t>
+              <w:t>Panel FE (specialty, wave), cluster-robust SE, TOST, sensitivity analyses.</w:t>
             </w:r>
           </w:p>
         </w:tc>
@@ -943,111 +520,40 @@
       <w:tr>
         <w:tc>
           <w:tcPr>
-            <w:tcW w:type="dxa" w:w="1701"/>
+            <w:tcW w:type="dxa" w:w="3120"/>
           </w:tcPr>
           <w:p>
-            <w:r/>
             <w:r>
               <w:rPr>
-                <w:rFonts w:ascii="Times New Roman" w:hAnsi="Times New Roman"/>
-                <w:b/>
                 <w:sz w:val="18"/>
               </w:rPr>
-              <w:t>Results</w:t>
+              <w:t>Descriptive/main results</w:t>
             </w:r>
           </w:p>
         </w:tc>
         <w:tc>
           <w:tcPr>
-            <w:tcW w:type="dxa" w:w="680"/>
+            <w:tcW w:type="dxa" w:w="3120"/>
           </w:tcPr>
           <w:p>
-            <w:r/>
-          </w:p>
-        </w:tc>
-        <w:tc>
-          <w:tcPr>
-            <w:tcW w:type="dxa" w:w="4535"/>
-          </w:tcPr>
-          <w:p>
-            <w:r/>
-          </w:p>
-        </w:tc>
-        <w:tc>
-          <w:tcPr>
-            <w:tcW w:type="dxa" w:w="3402"/>
-          </w:tcPr>
-          <w:p>
-            <w:r/>
-          </w:p>
-        </w:tc>
-      </w:tr>
-      <w:tr>
-        <w:tc>
-          <w:tcPr>
-            <w:tcW w:type="dxa" w:w="1701"/>
-          </w:tcPr>
-          <w:p>
-            <w:r/>
             <w:r>
               <w:rPr>
-                <w:rFonts w:ascii="Times New Roman" w:hAnsi="Times New Roman"/>
                 <w:sz w:val="18"/>
               </w:rPr>
-              <w:t>Participants</w:t>
+              <w:t>13-16</w:t>
             </w:r>
           </w:p>
         </w:tc>
         <w:tc>
           <w:tcPr>
-            <w:tcW w:type="dxa" w:w="680"/>
+            <w:tcW w:type="dxa" w:w="3120"/>
           </w:tcPr>
           <w:p>
-            <w:r/>
             <w:r>
               <w:rPr>
-                <w:rFonts w:ascii="Times New Roman" w:hAnsi="Times New Roman"/>
                 <w:sz w:val="18"/>
               </w:rPr>
-              <w:t>13</w:t>
-            </w:r>
-          </w:p>
-        </w:tc>
-        <w:tc>
-          <w:tcPr>
-            <w:tcW w:type="dxa" w:w="4535"/>
-          </w:tcPr>
-          <w:p>
-            <w:r/>
-            <w:r>
-              <w:rPr>
-                <w:rFonts w:ascii="Times New Roman" w:hAnsi="Times New Roman"/>
-                <w:sz w:val="18"/>
-              </w:rPr>
-              <w:t>(a) Report numbers of individuals at each stage of study</w:t>
-              <w:br/>
-              <w:t>(b) Give reasons for non-participation at each stage</w:t>
-              <w:br/>
-              <w:t>(c) Consider use of a flow diagram</w:t>
-            </w:r>
-          </w:p>
-        </w:tc>
-        <w:tc>
-          <w:tcPr>
-            <w:tcW w:type="dxa" w:w="3402"/>
-          </w:tcPr>
-          <w:p>
-            <w:r/>
-            <w:r>
-              <w:rPr>
-                <w:rFonts w:ascii="Times New Roman" w:hAnsi="Times New Roman"/>
-                <w:sz w:val="18"/>
-              </w:rPr>
-              <w:t>(a) N/A (aggregate ecological data; 12 specialties, 47 VAR models)</w:t>
-              <w:br/>
-              <w:t>(b) N/A</w:t>
-              <w:br/>
-              <w:t>(c) N/A</w:t>
+              <w:t>Trends (Figs 1–2, Table 2), null panel and equivalence (Table 3–4, Fig 3), counts vs rates (Fig 4).</w:t>
             </w:r>
           </w:p>
         </w:tc>
@@ -1055,377 +561,11 @@
       <w:tr>
         <w:tc>
           <w:tcPr>
-            <w:tcW w:type="dxa" w:w="1701"/>
+            <w:tcW w:type="dxa" w:w="3120"/>
           </w:tcPr>
           <w:p>
-            <w:r/>
             <w:r>
               <w:rPr>
-                <w:rFonts w:ascii="Times New Roman" w:hAnsi="Times New Roman"/>
-                <w:sz w:val="18"/>
-              </w:rPr>
-              <w:t>Descriptive data</w:t>
-            </w:r>
-          </w:p>
-        </w:tc>
-        <w:tc>
-          <w:tcPr>
-            <w:tcW w:type="dxa" w:w="680"/>
-          </w:tcPr>
-          <w:p>
-            <w:r/>
-            <w:r>
-              <w:rPr>
-                <w:rFonts w:ascii="Times New Roman" w:hAnsi="Times New Roman"/>
-                <w:sz w:val="18"/>
-              </w:rPr>
-              <w:t>14</w:t>
-            </w:r>
-          </w:p>
-        </w:tc>
-        <w:tc>
-          <w:tcPr>
-            <w:tcW w:type="dxa" w:w="4535"/>
-          </w:tcPr>
-          <w:p>
-            <w:r/>
-            <w:r>
-              <w:rPr>
-                <w:rFonts w:ascii="Times New Roman" w:hAnsi="Times New Roman"/>
-                <w:sz w:val="18"/>
-              </w:rPr>
-              <w:t>(a) Give characteristics of study participants and information on exposures and potential confounders</w:t>
-              <w:br/>
-              <w:t>(b) Indicate the number of participants with missing data for each variable of interest</w:t>
-            </w:r>
-          </w:p>
-        </w:tc>
-        <w:tc>
-          <w:tcPr>
-            <w:tcW w:type="dxa" w:w="3402"/>
-          </w:tcPr>
-          <w:p>
-            <w:r/>
-            <w:r>
-              <w:rPr>
-                <w:rFonts w:ascii="Times New Roman" w:hAnsi="Times New Roman"/>
-                <w:sz w:val="18"/>
-              </w:rPr>
-              <w:t>(a) Results: Descriptive overview; Table 1–3</w:t>
-              <w:br/>
-              <w:t>(b) No missing data in aggregate national registries</w:t>
-            </w:r>
-          </w:p>
-        </w:tc>
-      </w:tr>
-      <w:tr>
-        <w:tc>
-          <w:tcPr>
-            <w:tcW w:type="dxa" w:w="1701"/>
-          </w:tcPr>
-          <w:p>
-            <w:r/>
-            <w:r>
-              <w:rPr>
-                <w:rFonts w:ascii="Times New Roman" w:hAnsi="Times New Roman"/>
-                <w:sz w:val="18"/>
-              </w:rPr>
-              <w:t>Outcome data</w:t>
-            </w:r>
-          </w:p>
-        </w:tc>
-        <w:tc>
-          <w:tcPr>
-            <w:tcW w:type="dxa" w:w="680"/>
-          </w:tcPr>
-          <w:p>
-            <w:r/>
-            <w:r>
-              <w:rPr>
-                <w:rFonts w:ascii="Times New Roman" w:hAnsi="Times New Roman"/>
-                <w:sz w:val="18"/>
-              </w:rPr>
-              <w:t>15</w:t>
-            </w:r>
-          </w:p>
-        </w:tc>
-        <w:tc>
-          <w:tcPr>
-            <w:tcW w:type="dxa" w:w="4535"/>
-          </w:tcPr>
-          <w:p>
-            <w:r/>
-            <w:r>
-              <w:rPr>
-                <w:rFonts w:ascii="Times New Roman" w:hAnsi="Times New Roman"/>
-                <w:sz w:val="18"/>
-              </w:rPr>
-              <w:t>Report numbers of outcome events or summary measures</w:t>
-            </w:r>
-          </w:p>
-        </w:tc>
-        <w:tc>
-          <w:tcPr>
-            <w:tcW w:type="dxa" w:w="3402"/>
-          </w:tcPr>
-          <w:p>
-            <w:r/>
-            <w:r>
-              <w:rPr>
-                <w:rFonts w:ascii="Times New Roman" w:hAnsi="Times New Roman"/>
-                <w:sz w:val="18"/>
-              </w:rPr>
-              <w:t>Results: Descriptive overview (3,860 JMSR reports; litigation 1,139→746)</w:t>
-            </w:r>
-          </w:p>
-        </w:tc>
-      </w:tr>
-      <w:tr>
-        <w:tc>
-          <w:tcPr>
-            <w:tcW w:type="dxa" w:w="1701"/>
-          </w:tcPr>
-          <w:p>
-            <w:r/>
-            <w:r>
-              <w:rPr>
-                <w:rFonts w:ascii="Times New Roman" w:hAnsi="Times New Roman"/>
-                <w:sz w:val="18"/>
-              </w:rPr>
-              <w:t>Main results</w:t>
-            </w:r>
-          </w:p>
-        </w:tc>
-        <w:tc>
-          <w:tcPr>
-            <w:tcW w:type="dxa" w:w="680"/>
-          </w:tcPr>
-          <w:p>
-            <w:r/>
-            <w:r>
-              <w:rPr>
-                <w:rFonts w:ascii="Times New Roman" w:hAnsi="Times New Roman"/>
-                <w:sz w:val="18"/>
-              </w:rPr>
-              <w:t>16</w:t>
-            </w:r>
-          </w:p>
-        </w:tc>
-        <w:tc>
-          <w:tcPr>
-            <w:tcW w:type="dxa" w:w="4535"/>
-          </w:tcPr>
-          <w:p>
-            <w:r/>
-            <w:r>
-              <w:rPr>
-                <w:rFonts w:ascii="Times New Roman" w:hAnsi="Times New Roman"/>
-                <w:sz w:val="18"/>
-              </w:rPr>
-              <w:t>(a) Give unadjusted estimates and, if applicable, confounder-adjusted estimates</w:t>
-              <w:br/>
-              <w:t>(b) Report category boundaries when continuous variables were categorized</w:t>
-              <w:br/>
-              <w:t>(c) If relevant, consider translating estimates of relative risk into absolute risk</w:t>
-            </w:r>
-          </w:p>
-        </w:tc>
-        <w:tc>
-          <w:tcPr>
-            <w:tcW w:type="dxa" w:w="3402"/>
-          </w:tcPr>
-          <w:p>
-            <w:r/>
-            <w:r>
-              <w:rPr>
-                <w:rFonts w:ascii="Times New Roman" w:hAnsi="Times New Roman"/>
-                <w:sz w:val="18"/>
-              </w:rPr>
-              <w:t>(a) Results: Granger causality tests (F-statistics, P-values); IRFs; Forecasts</w:t>
-              <w:br/>
-              <w:t>(b) N/A</w:t>
-              <w:br/>
-              <w:t>(c) Forecasts expressed as absolute physician/facility counts</w:t>
-            </w:r>
-          </w:p>
-        </w:tc>
-      </w:tr>
-      <w:tr>
-        <w:tc>
-          <w:tcPr>
-            <w:tcW w:type="dxa" w:w="1701"/>
-          </w:tcPr>
-          <w:p>
-            <w:r/>
-            <w:r>
-              <w:rPr>
-                <w:rFonts w:ascii="Times New Roman" w:hAnsi="Times New Roman"/>
-                <w:sz w:val="18"/>
-              </w:rPr>
-              <w:t>Other analyses</w:t>
-            </w:r>
-          </w:p>
-        </w:tc>
-        <w:tc>
-          <w:tcPr>
-            <w:tcW w:type="dxa" w:w="680"/>
-          </w:tcPr>
-          <w:p>
-            <w:r/>
-            <w:r>
-              <w:rPr>
-                <w:rFonts w:ascii="Times New Roman" w:hAnsi="Times New Roman"/>
-                <w:sz w:val="18"/>
-              </w:rPr>
-              <w:t>17</w:t>
-            </w:r>
-          </w:p>
-        </w:tc>
-        <w:tc>
-          <w:tcPr>
-            <w:tcW w:type="dxa" w:w="4535"/>
-          </w:tcPr>
-          <w:p>
-            <w:r/>
-            <w:r>
-              <w:rPr>
-                <w:rFonts w:ascii="Times New Roman" w:hAnsi="Times New Roman"/>
-                <w:sz w:val="18"/>
-              </w:rPr>
-              <w:t>Report other analyses done—e.g., analyses of subgroups and interactions, and sensitivity analyses</w:t>
-            </w:r>
-          </w:p>
-        </w:tc>
-        <w:tc>
-          <w:tcPr>
-            <w:tcW w:type="dxa" w:w="3402"/>
-          </w:tcPr>
-          <w:p>
-            <w:r/>
-            <w:r>
-              <w:rPr>
-                <w:rFonts w:ascii="Times New Roman" w:hAnsi="Times New Roman"/>
-                <w:sz w:val="18"/>
-              </w:rPr>
-              <w:t>Results: JMSR sensitivity analysis (Table 2); Trainee correlations</w:t>
-            </w:r>
-          </w:p>
-        </w:tc>
-      </w:tr>
-      <w:tr>
-        <w:tc>
-          <w:tcPr>
-            <w:tcW w:type="dxa" w:w="1701"/>
-          </w:tcPr>
-          <w:p>
-            <w:r/>
-            <w:r>
-              <w:rPr>
-                <w:rFonts w:ascii="Times New Roman" w:hAnsi="Times New Roman"/>
-                <w:b/>
-                <w:sz w:val="18"/>
-              </w:rPr>
-              <w:t>Discussion</w:t>
-            </w:r>
-          </w:p>
-        </w:tc>
-        <w:tc>
-          <w:tcPr>
-            <w:tcW w:type="dxa" w:w="680"/>
-          </w:tcPr>
-          <w:p>
-            <w:r/>
-          </w:p>
-        </w:tc>
-        <w:tc>
-          <w:tcPr>
-            <w:tcW w:type="dxa" w:w="4535"/>
-          </w:tcPr>
-          <w:p>
-            <w:r/>
-          </w:p>
-        </w:tc>
-        <w:tc>
-          <w:tcPr>
-            <w:tcW w:type="dxa" w:w="3402"/>
-          </w:tcPr>
-          <w:p>
-            <w:r/>
-          </w:p>
-        </w:tc>
-      </w:tr>
-      <w:tr>
-        <w:tc>
-          <w:tcPr>
-            <w:tcW w:type="dxa" w:w="1701"/>
-          </w:tcPr>
-          <w:p>
-            <w:r/>
-            <w:r>
-              <w:rPr>
-                <w:rFonts w:ascii="Times New Roman" w:hAnsi="Times New Roman"/>
-                <w:sz w:val="18"/>
-              </w:rPr>
-              <w:t>Key results</w:t>
-            </w:r>
-          </w:p>
-        </w:tc>
-        <w:tc>
-          <w:tcPr>
-            <w:tcW w:type="dxa" w:w="680"/>
-          </w:tcPr>
-          <w:p>
-            <w:r/>
-            <w:r>
-              <w:rPr>
-                <w:rFonts w:ascii="Times New Roman" w:hAnsi="Times New Roman"/>
-                <w:sz w:val="18"/>
-              </w:rPr>
-              <w:t>18</w:t>
-            </w:r>
-          </w:p>
-        </w:tc>
-        <w:tc>
-          <w:tcPr>
-            <w:tcW w:type="dxa" w:w="4535"/>
-          </w:tcPr>
-          <w:p>
-            <w:r/>
-            <w:r>
-              <w:rPr>
-                <w:rFonts w:ascii="Times New Roman" w:hAnsi="Times New Roman"/>
-                <w:sz w:val="18"/>
-              </w:rPr>
-              <w:t>Summarise key results with reference to study objectives</w:t>
-            </w:r>
-          </w:p>
-        </w:tc>
-        <w:tc>
-          <w:tcPr>
-            <w:tcW w:type="dxa" w:w="3402"/>
-          </w:tcPr>
-          <w:p>
-            <w:r/>
-            <w:r>
-              <w:rPr>
-                <w:rFonts w:ascii="Times New Roman" w:hAnsi="Times New Roman"/>
-                <w:sz w:val="18"/>
-              </w:rPr>
-              <w:t>Discussion, opening paragraph</w:t>
-            </w:r>
-          </w:p>
-        </w:tc>
-      </w:tr>
-      <w:tr>
-        <w:tc>
-          <w:tcPr>
-            <w:tcW w:type="dxa" w:w="1701"/>
-          </w:tcPr>
-          <w:p>
-            <w:r/>
-            <w:r>
-              <w:rPr>
-                <w:rFonts w:ascii="Times New Roman" w:hAnsi="Times New Roman"/>
                 <w:sz w:val="18"/>
               </w:rPr>
               <w:t>Limitations</w:t>
@@ -1434,13 +574,11 @@
         </w:tc>
         <w:tc>
           <w:tcPr>
-            <w:tcW w:type="dxa" w:w="680"/>
+            <w:tcW w:type="dxa" w:w="3120"/>
           </w:tcPr>
           <w:p>
-            <w:r/>
             <w:r>
               <w:rPr>
-                <w:rFonts w:ascii="Times New Roman" w:hAnsi="Times New Roman"/>
                 <w:sz w:val="18"/>
               </w:rPr>
               <w:t>19</w:t>
@@ -1449,31 +587,14 @@
         </w:tc>
         <w:tc>
           <w:tcPr>
-            <w:tcW w:type="dxa" w:w="4535"/>
+            <w:tcW w:type="dxa" w:w="3120"/>
           </w:tcPr>
           <w:p>
-            <w:r/>
             <w:r>
               <w:rPr>
-                <w:rFonts w:ascii="Times New Roman" w:hAnsi="Times New Roman"/>
                 <w:sz w:val="18"/>
               </w:rPr>
-              <w:t>Discuss limitations of the study, taking into account sources of potential bias or imprecision</w:t>
-            </w:r>
-          </w:p>
-        </w:tc>
-        <w:tc>
-          <w:tcPr>
-            <w:tcW w:type="dxa" w:w="3402"/>
-          </w:tcPr>
-          <w:p>
-            <w:r/>
-            <w:r>
-              <w:rPr>
-                <w:rFonts w:ascii="Times New Roman" w:hAnsi="Times New Roman"/>
-                <w:sz w:val="18"/>
-              </w:rPr>
-              <w:t>Discussion: Strengths and limitations</w:t>
+              <w:t>Ecological; biennial resolution; litigation ≠ incident risk; 2004–2007 unavailable.</w:t>
             </w:r>
           </w:p>
         </w:tc>
@@ -1481,13 +602,11 @@
       <w:tr>
         <w:tc>
           <w:tcPr>
-            <w:tcW w:type="dxa" w:w="1701"/>
+            <w:tcW w:type="dxa" w:w="3120"/>
           </w:tcPr>
           <w:p>
-            <w:r/>
             <w:r>
               <w:rPr>
-                <w:rFonts w:ascii="Times New Roman" w:hAnsi="Times New Roman"/>
                 <w:sz w:val="18"/>
               </w:rPr>
               <w:t>Interpretation</w:t>
@@ -1496,13 +615,11 @@
         </w:tc>
         <w:tc>
           <w:tcPr>
-            <w:tcW w:type="dxa" w:w="680"/>
+            <w:tcW w:type="dxa" w:w="3120"/>
           </w:tcPr>
           <w:p>
-            <w:r/>
             <w:r>
               <w:rPr>
-                <w:rFonts w:ascii="Times New Roman" w:hAnsi="Times New Roman"/>
                 <w:sz w:val="18"/>
               </w:rPr>
               <w:t>20</w:t>
@@ -1511,31 +628,14 @@
         </w:tc>
         <w:tc>
           <w:tcPr>
-            <w:tcW w:type="dxa" w:w="4535"/>
+            <w:tcW w:type="dxa" w:w="3120"/>
           </w:tcPr>
           <w:p>
-            <w:r/>
             <w:r>
               <w:rPr>
-                <w:rFonts w:ascii="Times New Roman" w:hAnsi="Times New Roman"/>
                 <w:sz w:val="18"/>
               </w:rPr>
-              <w:t>Give a cautious overall interpretation of results considering objectives, limitations, multiplicity of analyses, results from similar studies, and other relevant evidence</w:t>
-            </w:r>
-          </w:p>
-        </w:tc>
-        <w:tc>
-          <w:tcPr>
-            <w:tcW w:type="dxa" w:w="3402"/>
-          </w:tcPr>
-          <w:p>
-            <w:r/>
-            <w:r>
-              <w:rPr>
-                <w:rFonts w:ascii="Times New Roman" w:hAnsi="Times New Roman"/>
-                <w:sz w:val="18"/>
-              </w:rPr>
-              <w:t>Discussion: Bidirectional causality; Work-style reform; Policy implications</w:t>
+              <w:t>No support for flight-from-risk; structural incentives discussed.</w:t>
             </w:r>
           </w:p>
         </w:tc>
@@ -1543,13 +643,11 @@
       <w:tr>
         <w:tc>
           <w:tcPr>
-            <w:tcW w:type="dxa" w:w="1701"/>
+            <w:tcW w:type="dxa" w:w="3120"/>
           </w:tcPr>
           <w:p>
-            <w:r/>
             <w:r>
               <w:rPr>
-                <w:rFonts w:ascii="Times New Roman" w:hAnsi="Times New Roman"/>
                 <w:sz w:val="18"/>
               </w:rPr>
               <w:t>Generalisability</w:t>
@@ -1558,13 +656,11 @@
         </w:tc>
         <w:tc>
           <w:tcPr>
-            <w:tcW w:type="dxa" w:w="680"/>
+            <w:tcW w:type="dxa" w:w="3120"/>
           </w:tcPr>
           <w:p>
-            <w:r/>
             <w:r>
               <w:rPr>
-                <w:rFonts w:ascii="Times New Roman" w:hAnsi="Times New Roman"/>
                 <w:sz w:val="18"/>
               </w:rPr>
               <w:t>21</w:t>
@@ -1573,31 +669,14 @@
         </w:tc>
         <w:tc>
           <w:tcPr>
-            <w:tcW w:type="dxa" w:w="4535"/>
+            <w:tcW w:type="dxa" w:w="3120"/>
           </w:tcPr>
           <w:p>
-            <w:r/>
             <w:r>
               <w:rPr>
-                <w:rFonts w:ascii="Times New Roman" w:hAnsi="Times New Roman"/>
                 <w:sz w:val="18"/>
               </w:rPr>
-              <w:t>Discuss the generalisability (external validity) of the study results</w:t>
-            </w:r>
-          </w:p>
-        </w:tc>
-        <w:tc>
-          <w:tcPr>
-            <w:tcW w:type="dxa" w:w="3402"/>
-          </w:tcPr>
-          <w:p>
-            <w:r/>
-            <w:r>
-              <w:rPr>
-                <w:rFonts w:ascii="Times New Roman" w:hAnsi="Times New Roman"/>
-                <w:sz w:val="18"/>
-              </w:rPr>
-              <w:t>Discussion: Strengths and limitations (national population-level data)</w:t>
+              <w:t>Japan specialty-level; not individual careers.</w:t>
             </w:r>
           </w:p>
         </w:tc>
@@ -1605,55 +684,11 @@
       <w:tr>
         <w:tc>
           <w:tcPr>
-            <w:tcW w:type="dxa" w:w="1701"/>
+            <w:tcW w:type="dxa" w:w="3120"/>
           </w:tcPr>
           <w:p>
-            <w:r/>
             <w:r>
               <w:rPr>
-                <w:rFonts w:ascii="Times New Roman" w:hAnsi="Times New Roman"/>
-                <w:b/>
-                <w:sz w:val="18"/>
-              </w:rPr>
-              <w:t>Other information</w:t>
-            </w:r>
-          </w:p>
-        </w:tc>
-        <w:tc>
-          <w:tcPr>
-            <w:tcW w:type="dxa" w:w="680"/>
-          </w:tcPr>
-          <w:p>
-            <w:r/>
-          </w:p>
-        </w:tc>
-        <w:tc>
-          <w:tcPr>
-            <w:tcW w:type="dxa" w:w="4535"/>
-          </w:tcPr>
-          <w:p>
-            <w:r/>
-          </w:p>
-        </w:tc>
-        <w:tc>
-          <w:tcPr>
-            <w:tcW w:type="dxa" w:w="3402"/>
-          </w:tcPr>
-          <w:p>
-            <w:r/>
-          </w:p>
-        </w:tc>
-      </w:tr>
-      <w:tr>
-        <w:tc>
-          <w:tcPr>
-            <w:tcW w:type="dxa" w:w="1701"/>
-          </w:tcPr>
-          <w:p>
-            <w:r/>
-            <w:r>
-              <w:rPr>
-                <w:rFonts w:ascii="Times New Roman" w:hAnsi="Times New Roman"/>
                 <w:sz w:val="18"/>
               </w:rPr>
               <w:t>Funding</w:t>
@@ -1662,13 +697,11 @@
         </w:tc>
         <w:tc>
           <w:tcPr>
-            <w:tcW w:type="dxa" w:w="680"/>
+            <w:tcW w:type="dxa" w:w="3120"/>
           </w:tcPr>
           <w:p>
-            <w:r/>
             <w:r>
               <w:rPr>
-                <w:rFonts w:ascii="Times New Roman" w:hAnsi="Times New Roman"/>
                 <w:sz w:val="18"/>
               </w:rPr>
               <w:t>22</w:t>
@@ -1677,31 +710,14 @@
         </w:tc>
         <w:tc>
           <w:tcPr>
-            <w:tcW w:type="dxa" w:w="4535"/>
+            <w:tcW w:type="dxa" w:w="3120"/>
           </w:tcPr>
           <w:p>
-            <w:r/>
             <w:r>
               <w:rPr>
-                <w:rFonts w:ascii="Times New Roman" w:hAnsi="Times New Roman"/>
                 <w:sz w:val="18"/>
               </w:rPr>
-              <w:t>Give the source of funding and the role of the funders for the present study</w:t>
-            </w:r>
-          </w:p>
-        </w:tc>
-        <w:tc>
-          <w:tcPr>
-            <w:tcW w:type="dxa" w:w="3402"/>
-          </w:tcPr>
-          <w:p>
-            <w:r/>
-            <w:r>
-              <w:rPr>
-                <w:rFonts w:ascii="Times New Roman" w:hAnsi="Times New Roman"/>
-                <w:sz w:val="18"/>
-              </w:rPr>
-              <w:t>Declarations: Funding (None)</w:t>
+              <w:t>None.</w:t>
             </w:r>
           </w:p>
         </w:tc>
@@ -1709,7 +725,7 @@
     </w:tbl>
     <w:sectPr>
       <w:pgSz w:w="12240" w:h="15840"/>
-      <w:pgMar w:top="1440" w:right="1134" w:bottom="1440" w:left="1134" w:header="720" w:footer="720" w:gutter="0"/>
+      <w:pgMar w:top="1440" w:right="1440" w:bottom="1440" w:left="1440" w:header="720" w:footer="720" w:gutter="0"/>
       <w:cols w:space="720"/>
       <w:docGrid w:linePitch="360"/>
     </w:sectPr>
@@ -2082,7 +1098,7 @@
     <w:rsid w:val="00FC693F"/>
     <w:rPr>
       <w:rFonts w:ascii="Times New Roman" w:hAnsi="Times New Roman"/>
-      <w:sz w:val="20"/>
+      <w:sz w:val="22"/>
     </w:rPr>
   </w:style>
   <w:style w:type="paragraph" w:styleId="Header">

--- a/manuscript/strobe_checklist.docx
+++ b/manuscript/strobe_checklist.docx
@@ -225,7 +225,7 @@
               <w:rPr>
                 <w:sz w:val="18"/>
               </w:rPr>
-              <w:t>Ecological panel across 12 specialties, 2008–2024, biennial grid.</w:t>
+              <w:t>Ecological panel across 12 specialties, 2008-2024, biennial grid.</w:t>
             </w:r>
           </w:p>
         </w:tc>
@@ -553,7 +553,7 @@
               <w:rPr>
                 <w:sz w:val="18"/>
               </w:rPr>
-              <w:t>Trends (Figs 1–2, Table 2), null panel and equivalence (Table 3–4, Fig 3), counts vs rates (Fig 4).</w:t>
+              <w:t>Trends (Figs 1-2, Table 2), null panel and equivalence (Table 3-4, Fig 3), counts vs rates (Fig 4).</w:t>
             </w:r>
           </w:p>
         </w:tc>
@@ -594,7 +594,7 @@
               <w:rPr>
                 <w:sz w:val="18"/>
               </w:rPr>
-              <w:t>Ecological; biennial resolution; litigation ≠ incident risk; 2004–2007 unavailable.</w:t>
+              <w:t>Ecological; biennial resolution; litigation ≠ incident risk; 2004-2007 unavailable.</w:t>
             </w:r>
           </w:p>
         </w:tc>
@@ -812,7 +812,7 @@
     <w:lvl w:ilvl="0">
       <w:start w:val="1"/>
       <w:numFmt w:val="bullet"/>
-      <w:lvlText w:val=""/>
+      <w:lvlText w:val="*"/>
       <w:lvlJc w:val="left"/>
       <w:pPr>
         <w:tabs>
@@ -833,7 +833,7 @@
       <w:start w:val="1"/>
       <w:numFmt w:val="bullet"/>
       <w:pStyle w:val="ListBullet3"/>
-      <w:lvlText w:val=""/>
+      <w:lvlText w:val="*"/>
       <w:lvlJc w:val="left"/>
       <w:pPr>
         <w:tabs>
@@ -854,7 +854,7 @@
       <w:start w:val="1"/>
       <w:numFmt w:val="bullet"/>
       <w:pStyle w:val="ListBullet2"/>
-      <w:lvlText w:val=""/>
+      <w:lvlText w:val="*"/>
       <w:lvlJc w:val="left"/>
       <w:pPr>
         <w:tabs>
@@ -893,7 +893,7 @@
       <w:start w:val="1"/>
       <w:numFmt w:val="bullet"/>
       <w:pStyle w:val="ListBullet"/>
-      <w:lvlText w:val=""/>
+      <w:lvlText w:val="*"/>
       <w:lvlJc w:val="left"/>
       <w:pPr>
         <w:tabs>
@@ -24634,10 +24634,10 @@
         <a:latin typeface="Calibri"/>
         <a:ea typeface=""/>
         <a:cs typeface=""/>
-        <a:font script="Jpan" typeface="ＭＳ ゴシック"/>
-        <a:font script="Hang" typeface="맑은 고딕"/>
-        <a:font script="Hans" typeface="宋体"/>
-        <a:font script="Hant" typeface="新細明體"/>
+        <a:font script="Jpan" typeface="MS Gothic"/>
+        <a:font script="Hang" typeface="Malgun Gothic"/>
+        <a:font script="Hans" typeface="SimSun"/>
+        <a:font script="Hant" typeface="PMingLiU"/>
         <a:font script="Arab" typeface="Times New Roman"/>
         <a:font script="Hebr" typeface="Times New Roman"/>
         <a:font script="Thai" typeface="Angsana New"/>
@@ -24669,10 +24669,10 @@
         <a:latin typeface="Cambria"/>
         <a:ea typeface=""/>
         <a:cs typeface=""/>
-        <a:font script="Jpan" typeface="ＭＳ 明朝"/>
-        <a:font script="Hang" typeface="맑은 고딕"/>
-        <a:font script="Hans" typeface="宋体"/>
-        <a:font script="Hant" typeface="新細明體"/>
+        <a:font script="Jpan" typeface="MS Mincho"/>
+        <a:font script="Hang" typeface="Malgun Gothic"/>
+        <a:font script="Hans" typeface="SimSun"/>
+        <a:font script="Hant" typeface="PMingLiU"/>
         <a:font script="Arab" typeface="Arial"/>
         <a:font script="Hebr" typeface="Arial"/>
         <a:font script="Thai" typeface="Cordia New"/>
